--- a/testakten/solis-vision-x-smartglasses/output/tatbestand.docx
+++ b/testakten/solis-vision-x-smartglasses/output/tatbestand.docx
@@ -15,7 +15,7 @@
         <w:jc w:val="left"/>
       </w:pPr>
       <w:r>
-        <w:t xml:space="preserve">Die Klägerin, ein im Vereinsregister beim Amtsgericht Hamburg unter VR 12345 eingetragener Verein zur Förderung des Datenschutzes, bestellte am 12. Februar 2026 im Onlineshop der Beklagten unter solis-vision.example eine Datenbrille Solis Vision X mit der Geräteseriennummer LO-SVX-2025-44712 zum Preis von 1197 EUR. Die Beklagte ist eine Gesellschaft irischen Rechts mit Sitz in Galway und Herstellerin der Brille. Die Lieferung erfolgte vom 17. bis 19. Februar 2026 per Kurier von Galway nach Hamburg auf Grundlage einer Auftragsbestätigung mit dem Vermerk </w:t>
+        <w:t xml:space="preserve">Die Klägerin, ein im Vereinsregister beim Amtsgericht Hamburg unter VR 12345 eingetragener Verein zur Förderung des Datenschutzes, bestellte am 12. Februar 2026 im Onlineshop der Beklagten unter solis-vision.de eine Datenbrille Solis Vision X mit der Geräteseriennummer LO-SVX-2025-44712 zum Preis von 1197 EUR. Die Beklagte ist eine Gesellschaft irischen Rechts mit Sitz in Galway und Herstellerin der Brille. Die Lieferung erfolgte vom 17. bis 19. Februar 2026 per Kurier von Galway nach Hamburg auf Grundlage einer Auftragsbestätigung mit dem Vermerk </w:t>
       </w:r>
       <w:r>
         <w:rPr>
